--- a/assets/templates/payment_receipt_template.docx
+++ b/assets/templates/payment_receipt_template.docx
@@ -456,15 +456,6 @@
                 <w:cs/>
               </w:rPr>
             </w:pPr>
-            <w:r>
-              <w:rPr>
-                <w:rFonts w:ascii="TH SarabunIT๙" w:hAnsi="TH SarabunIT๙" w:cs="TH SarabunIT๙"/>
-                <w:sz w:val="32"/>
-                <w:szCs w:val="32"/>
-                <w:cs/>
-              </w:rPr>
-              <w:t>รับ</w:t>
-            </w:r>
             <w:proofErr w:type="spellStart"/>
             <w:r>
               <w:rPr>
@@ -473,7 +464,7 @@
                 <w:szCs w:val="32"/>
                 <w:cs/>
               </w:rPr>
-              <w:t>เงิน</w:t>
+              <w:t>รับเงิน</w:t>
             </w:r>
             <w:r>
               <w:rPr>
@@ -1061,7 +1052,7 @@
       <w:pPr>
         <w:spacing w:after="0"/>
         <w:rPr>
-          <w:rFonts w:ascii="TH SarabunIT๙" w:hAnsi="TH SarabunIT๙" w:cs="TH SarabunIT๙"/>
+          <w:rFonts w:ascii="TH SarabunIT๙" w:hAnsi="TH SarabunIT๙" w:cs="TH SarabunIT๙" w:hint="cs"/>
           <w:sz w:val="32"/>
           <w:szCs w:val="32"/>
         </w:rPr>
@@ -1137,15 +1128,6 @@
           <w:cs/>
         </w:rPr>
         <w:tab/>
-      </w:r>
-      <w:r>
-        <w:rPr>
-          <w:rFonts w:ascii="TH SarabunIT๙" w:hAnsi="TH SarabunIT๙" w:cs="TH SarabunIT๙" w:hint="cs"/>
-          <w:sz w:val="32"/>
-          <w:szCs w:val="32"/>
-          <w:cs/>
-        </w:rPr>
-        <w:t>ผู้รับจ้าง</w:t>
       </w:r>
     </w:p>
     <w:p>
@@ -1246,7 +1228,7 @@
         <w:spacing w:after="0"/>
         <w:ind w:left="4320"/>
         <w:rPr>
-          <w:rFonts w:ascii="TH SarabunIT๙" w:hAnsi="TH SarabunIT๙" w:cs="TH SarabunIT๙"/>
+          <w:rFonts w:ascii="TH SarabunIT๙" w:hAnsi="TH SarabunIT๙" w:cs="TH SarabunIT๙" w:hint="cs"/>
           <w:sz w:val="32"/>
           <w:szCs w:val="32"/>
         </w:rPr>
@@ -1268,15 +1250,6 @@
           <w:cs/>
         </w:rPr>
         <w:tab/>
-      </w:r>
-      <w:r>
-        <w:rPr>
-          <w:rFonts w:ascii="TH SarabunIT๙" w:hAnsi="TH SarabunIT๙" w:cs="TH SarabunIT๙" w:hint="cs"/>
-          <w:sz w:val="32"/>
-          <w:szCs w:val="32"/>
-          <w:cs/>
-        </w:rPr>
-        <w:t>การเงิน</w:t>
       </w:r>
     </w:p>
     <w:p>

--- a/assets/templates/payment_receipt_template.docx
+++ b/assets/templates/payment_receipt_template.docx
@@ -180,6 +180,15 @@
           <w:szCs w:val="32"/>
           <w:cs/>
         </w:rPr>
+        <w:t>{{if:vendor_not_bangkok}}</w:t>
+      </w:r>
+      <w:r>
+        <w:rPr>
+          <w:rFonts w:ascii="TH SarabunIT๙" w:hAnsi="TH SarabunIT๙" w:cs="TH SarabunIT๙"/>
+          <w:sz w:val="32"/>
+          <w:szCs w:val="32"/>
+          <w:cs/>
+        </w:rPr>
         <w:t>ตำบล</w:t>
       </w:r>
       <w:r>
@@ -189,6 +198,42 @@
           <w:szCs w:val="32"/>
           <w:cs/>
         </w:rPr>
+        <w:t>{{endif:vendor_not_bangkok}}</w:t>
+      </w:r>
+      <w:r>
+        <w:rPr>
+          <w:rFonts w:ascii="TH SarabunIT๙" w:hAnsi="TH SarabunIT๙" w:cs="TH SarabunIT๙"/>
+          <w:sz w:val="32"/>
+          <w:szCs w:val="32"/>
+          <w:cs/>
+        </w:rPr>
+        <w:t>{{if:vendor_is_bangkok}}</w:t>
+      </w:r>
+      <w:r>
+        <w:rPr>
+          <w:rFonts w:ascii="TH SarabunIT๙" w:hAnsi="TH SarabunIT๙" w:cs="TH SarabunIT๙"/>
+          <w:sz w:val="32"/>
+          <w:szCs w:val="32"/>
+          <w:cs/>
+        </w:rPr>
+        <w:t>แขวง</w:t>
+      </w:r>
+      <w:r>
+        <w:rPr>
+          <w:rFonts w:ascii="TH SarabunIT๙" w:hAnsi="TH SarabunIT๙" w:cs="TH SarabunIT๙"/>
+          <w:sz w:val="32"/>
+          <w:szCs w:val="32"/>
+          <w:cs/>
+        </w:rPr>
+        <w:t>{{endif:vendor_is_bangkok}}</w:t>
+      </w:r>
+      <w:r>
+        <w:rPr>
+          <w:rFonts w:ascii="TH SarabunIT๙" w:hAnsi="TH SarabunIT๙" w:cs="TH SarabunIT๙"/>
+          <w:sz w:val="32"/>
+          <w:szCs w:val="32"/>
+          <w:cs/>
+        </w:rPr>
         <w:t>{{vendor_subdistrict}}</w:t>
       </w:r>
       <w:r>
@@ -198,7 +243,52 @@
           <w:szCs w:val="32"/>
           <w:cs/>
         </w:rPr>
+        <w:t>{{if:vendor_not_bangkok}}</w:t>
+      </w:r>
+      <w:r>
+        <w:rPr>
+          <w:rFonts w:ascii="TH SarabunIT๙" w:hAnsi="TH SarabunIT๙" w:cs="TH SarabunIT๙"/>
+          <w:sz w:val="32"/>
+          <w:szCs w:val="32"/>
+          <w:cs/>
+        </w:rPr>
         <w:t xml:space="preserve"> อำเภอ</w:t>
+      </w:r>
+      <w:r>
+        <w:rPr>
+          <w:rFonts w:ascii="TH SarabunIT๙" w:hAnsi="TH SarabunIT๙" w:cs="TH SarabunIT๙"/>
+          <w:sz w:val="32"/>
+          <w:szCs w:val="32"/>
+          <w:cs/>
+        </w:rPr>
+        <w:t>{{endif:vendor_not_bangkok}}</w:t>
+      </w:r>
+      <w:r>
+        <w:rPr>
+          <w:rFonts w:ascii="TH SarabunIT๙" w:hAnsi="TH SarabunIT๙" w:cs="TH SarabunIT๙"/>
+          <w:sz w:val="32"/>
+          <w:szCs w:val="32"/>
+          <w:cs/>
+        </w:rPr>
+        <w:t>{{if:vendor_is_bangkok}}</w:t>
+      </w:r>
+      <w:r>
+        <w:rPr>
+          <w:rFonts w:ascii="TH SarabunIT๙" w:hAnsi="TH SarabunIT๙" w:cs="TH SarabunIT๙"/>
+          <w:sz w:val="32"/>
+          <w:szCs w:val="32"/>
+          <w:cs/>
+        </w:rPr>
+        <w:t xml:space="preserve"> เขต</w:t>
+      </w:r>
+      <w:r>
+        <w:rPr>
+          <w:rFonts w:ascii="TH SarabunIT๙" w:hAnsi="TH SarabunIT๙" w:cs="TH SarabunIT๙"/>
+          <w:sz w:val="32"/>
+          <w:szCs w:val="32"/>
+          <w:cs/>
+        </w:rPr>
+        <w:t>{{endif:vendor_is_bangkok}}</w:t>
       </w:r>
       <w:r>
         <w:rPr>

--- a/assets/templates/payment_receipt_template.docx
+++ b/assets/templates/payment_receipt_template.docx
@@ -180,52 +180,52 @@
           <w:szCs w:val="32"/>
           <w:cs/>
         </w:rPr>
-        <w:t>{{if:vendor_not_bangkok}}</w:t>
-      </w:r>
-      <w:r>
-        <w:rPr>
-          <w:rFonts w:ascii="TH SarabunIT๙" w:hAnsi="TH SarabunIT๙" w:cs="TH SarabunIT๙"/>
-          <w:sz w:val="32"/>
-          <w:szCs w:val="32"/>
-          <w:cs/>
-        </w:rPr>
-        <w:t>ตำบล</w:t>
-      </w:r>
-      <w:r>
-        <w:rPr>
-          <w:rFonts w:ascii="TH SarabunIT๙" w:hAnsi="TH SarabunIT๙" w:cs="TH SarabunIT๙"/>
-          <w:sz w:val="32"/>
-          <w:szCs w:val="32"/>
-          <w:cs/>
-        </w:rPr>
-        <w:t>{{endif:vendor_not_bangkok}}</w:t>
-      </w:r>
-      <w:r>
-        <w:rPr>
-          <w:rFonts w:ascii="TH SarabunIT๙" w:hAnsi="TH SarabunIT๙" w:cs="TH SarabunIT๙"/>
-          <w:sz w:val="32"/>
-          <w:szCs w:val="32"/>
-          <w:cs/>
-        </w:rPr>
-        <w:t>{{if:vendor_is_bangkok}}</w:t>
-      </w:r>
-      <w:r>
-        <w:rPr>
-          <w:rFonts w:ascii="TH SarabunIT๙" w:hAnsi="TH SarabunIT๙" w:cs="TH SarabunIT๙"/>
-          <w:sz w:val="32"/>
-          <w:szCs w:val="32"/>
-          <w:cs/>
-        </w:rPr>
-        <w:t>แขวง</w:t>
-      </w:r>
-      <w:r>
-        <w:rPr>
-          <w:rFonts w:ascii="TH SarabunIT๙" w:hAnsi="TH SarabunIT๙" w:cs="TH SarabunIT๙"/>
-          <w:sz w:val="32"/>
-          <w:szCs w:val="32"/>
-          <w:cs/>
-        </w:rPr>
-        <w:t>{{endif:vendor_is_bangkok}}</w:t>
+        <w:t xml:space="preserve">{{if:vendor_not_bangkok}}</w:t>
+      </w:r>
+      <w:r>
+        <w:rPr>
+          <w:rFonts w:ascii="TH SarabunIT๙" w:hAnsi="TH SarabunIT๙" w:cs="TH SarabunIT๙"/>
+          <w:sz w:val="32"/>
+          <w:szCs w:val="32"/>
+          <w:cs/>
+        </w:rPr>
+        <w:t xml:space="preserve">ตำบล</w:t>
+      </w:r>
+      <w:r>
+        <w:rPr>
+          <w:rFonts w:ascii="TH SarabunIT๙" w:hAnsi="TH SarabunIT๙" w:cs="TH SarabunIT๙"/>
+          <w:sz w:val="32"/>
+          <w:szCs w:val="32"/>
+          <w:cs/>
+        </w:rPr>
+        <w:t xml:space="preserve">{{endif:vendor_not_bangkok}}</w:t>
+      </w:r>
+      <w:r>
+        <w:rPr>
+          <w:rFonts w:ascii="TH SarabunIT๙" w:hAnsi="TH SarabunIT๙" w:cs="TH SarabunIT๙"/>
+          <w:sz w:val="32"/>
+          <w:szCs w:val="32"/>
+          <w:cs/>
+        </w:rPr>
+        <w:t xml:space="preserve">{{if:vendor_is_bangkok}}</w:t>
+      </w:r>
+      <w:r>
+        <w:rPr>
+          <w:rFonts w:ascii="TH SarabunIT๙" w:hAnsi="TH SarabunIT๙" w:cs="TH SarabunIT๙"/>
+          <w:sz w:val="32"/>
+          <w:szCs w:val="32"/>
+          <w:cs/>
+        </w:rPr>
+        <w:t xml:space="preserve">แขวง</w:t>
+      </w:r>
+      <w:r>
+        <w:rPr>
+          <w:rFonts w:ascii="TH SarabunIT๙" w:hAnsi="TH SarabunIT๙" w:cs="TH SarabunIT๙"/>
+          <w:sz w:val="32"/>
+          <w:szCs w:val="32"/>
+          <w:cs/>
+        </w:rPr>
+        <w:t xml:space="preserve">{{endif:vendor_is_bangkok}}</w:t>
       </w:r>
       <w:r>
         <w:rPr>
@@ -243,7 +243,7 @@
           <w:szCs w:val="32"/>
           <w:cs/>
         </w:rPr>
-        <w:t>{{if:vendor_not_bangkok}}</w:t>
+        <w:t xml:space="preserve">{{if:vendor_not_bangkok}}</w:t>
       </w:r>
       <w:r>
         <w:rPr>
@@ -261,16 +261,16 @@
           <w:szCs w:val="32"/>
           <w:cs/>
         </w:rPr>
-        <w:t>{{endif:vendor_not_bangkok}}</w:t>
-      </w:r>
-      <w:r>
-        <w:rPr>
-          <w:rFonts w:ascii="TH SarabunIT๙" w:hAnsi="TH SarabunIT๙" w:cs="TH SarabunIT๙"/>
-          <w:sz w:val="32"/>
-          <w:szCs w:val="32"/>
-          <w:cs/>
-        </w:rPr>
-        <w:t>{{if:vendor_is_bangkok}}</w:t>
+        <w:t xml:space="preserve">{{endif:vendor_not_bangkok}}</w:t>
+      </w:r>
+      <w:r>
+        <w:rPr>
+          <w:rFonts w:ascii="TH SarabunIT๙" w:hAnsi="TH SarabunIT๙" w:cs="TH SarabunIT๙"/>
+          <w:sz w:val="32"/>
+          <w:szCs w:val="32"/>
+          <w:cs/>
+        </w:rPr>
+        <w:t xml:space="preserve">{{if:vendor_is_bangkok}}</w:t>
       </w:r>
       <w:r>
         <w:rPr>
@@ -288,7 +288,7 @@
           <w:szCs w:val="32"/>
           <w:cs/>
         </w:rPr>
-        <w:t>{{endif:vendor_is_bangkok}}</w:t>
+        <w:t xml:space="preserve">{{endif:vendor_is_bangkok}}</w:t>
       </w:r>
       <w:r>
         <w:rPr>
@@ -1142,7 +1142,7 @@
       <w:pPr>
         <w:spacing w:after="0"/>
         <w:rPr>
-          <w:rFonts w:ascii="TH SarabunIT๙" w:hAnsi="TH SarabunIT๙" w:cs="TH SarabunIT๙" w:hint="cs"/>
+          <w:rFonts w:ascii="TH SarabunIT๙" w:hAnsi="TH SarabunIT๙" w:cs="TH SarabunIT๙"/>
           <w:sz w:val="32"/>
           <w:szCs w:val="32"/>
         </w:rPr>
@@ -1318,7 +1318,7 @@
         <w:spacing w:after="0"/>
         <w:ind w:left="4320"/>
         <w:rPr>
-          <w:rFonts w:ascii="TH SarabunIT๙" w:hAnsi="TH SarabunIT๙" w:cs="TH SarabunIT๙" w:hint="cs"/>
+          <w:rFonts w:ascii="TH SarabunIT๙" w:hAnsi="TH SarabunIT๙" w:cs="TH SarabunIT๙"/>
           <w:sz w:val="32"/>
           <w:szCs w:val="32"/>
         </w:rPr>
@@ -1366,20 +1366,11 @@
     </w:p>
     <w:p>
       <w:pPr>
-        <w:spacing w:after="0"/>
-        <w:ind w:left="4320"/>
-        <w:rPr>
-          <w:rFonts w:ascii="TH SarabunIT๙" w:hAnsi="TH SarabunIT๙" w:cs="TH SarabunIT๙"/>
-          <w:sz w:val="32"/>
-          <w:szCs w:val="32"/>
-        </w:rPr>
-      </w:pPr>
-    </w:p>
-    <w:p>
-      <w:pPr>
-        <w:spacing w:after="0"/>
-        <w:rPr>
-          <w:rFonts w:ascii="TH SarabunIT๙" w:hAnsi="TH SarabunIT๙" w:cs="TH SarabunIT๙"/>
+        <w:tabs>
+          <w:tab w:val="left" w:pos="3000"/>
+        </w:tabs>
+        <w:rPr>
+          <w:rFonts w:ascii="TH SarabunIT๙" w:hAnsi="TH SarabunIT๙" w:cs="TH SarabunIT๙" w:hint="cs"/>
           <w:sz w:val="32"/>
           <w:szCs w:val="32"/>
         </w:rPr>
